--- a/会议问答-RNP问题大白话版-20260909.docx
+++ b/会议问答-RNP问题大白话版-20260909.docx
@@ -588,7 +588,7 @@
                 <w:sz w:val="19"/>
                 <w:szCs w:val="19"/>
               </w:rPr>
-              <w:t xml:space="preserve">RNP 说"take your time"，原定 45 分钟开了近三小时；问题密集但没有一个是问"范围包不包括 X"，全是问"怎么做、边界在哪、我们要出什么、归谁"</w:t>
+              <w:t xml:space="preserve">讯飞问有多少时间，RNP 说"take your time"；讯飞问能不能打断，RNP 说"我更倾向于随时打断"；原定 45 分钟开了近三小时；问题密集但没有一个是问"范围包不包括 X"，全是问"怎么做、边界在哪、我们要出什么、归谁"</w:t>
             </w:r>
           </w:p>
         </w:tc>
@@ -1254,7 +1254,7 @@
           <w:sz w:val="21"/>
           <w:szCs w:val="21"/>
         </w:rPr>
-        <w:t xml:space="preserve">你们说的接口，指的不是数据集成、数据接口吧？就是登录那些？——好，我们可以把我们的系统展示给你们，方便对接。</w:t>
+        <w:t xml:space="preserve">你们说的接口，指的不是数据集成、数据接口吧？就是登录那些？</w:t>
       </w:r>
     </w:p>
     <w:p>
@@ -1286,7 +1286,72 @@
           <w:sz w:val="21"/>
           <w:szCs w:val="21"/>
         </w:rPr>
-        <w:t xml:space="preserve">是，指登录类；同时讯飞也需要为 RNP 定制一些接口。交付的系统不应成为数据孤岛，应与 RNP 的其他系统集成，这也是 TR 的要求。</w:t>
+        <w:t xml:space="preserve">是，指登录类；同时讯飞也需要为 RNP 定制一些接口。</w:t>
+      </w:r>
+    </w:p>
+    <w:p>
+      <w:pPr>
+        <w:shd w:fill="EEF4FB" w:color="auto" w:val="clear"/>
+        <w:spacing w:after="80" w:line="320"/>
+        <w:ind w:left="240"/>
+      </w:pPr>
+      <w:r>
+        <w:rPr>
+          <w:rFonts w:ascii="微软雅黑" w:cs="微软雅黑" w:eastAsia="微软雅黑" w:hAnsi="微软雅黑"/>
+          <w:b/>
+          <w:bCs/>
+          <w:i w:val="false"/>
+          <w:iCs w:val="false"/>
+          <w:color w:val="0057A8"/>
+          <w:sz w:val="21"/>
+          <w:szCs w:val="21"/>
+        </w:rPr>
+        <w:t xml:space="preserve">RNP 补了一句　</w:t>
+      </w:r>
+      <w:r>
+        <w:rPr>
+          <w:rFonts w:ascii="微软雅黑" w:cs="微软雅黑" w:eastAsia="微软雅黑" w:hAnsi="微软雅黑"/>
+          <w:b w:val="false"/>
+          <w:bCs w:val="false"/>
+          <w:i w:val="false"/>
+          <w:iCs w:val="false"/>
+          <w:color w:val="1D1D1A"/>
+          <w:sz w:val="21"/>
+          <w:szCs w:val="21"/>
+        </w:rPr>
+        <w:t xml:space="preserve">是说登录、登出那些。好。——我们可以把我们的系统展示给你们，方便对接。</w:t>
+      </w:r>
+    </w:p>
+    <w:p>
+      <w:pPr>
+        <w:spacing w:after="80" w:line="320"/>
+        <w:ind w:left="240"/>
+      </w:pPr>
+      <w:r>
+        <w:rPr>
+          <w:rFonts w:ascii="微软雅黑" w:cs="微软雅黑" w:eastAsia="微软雅黑" w:hAnsi="微软雅黑"/>
+          <w:b/>
+          <w:bCs/>
+          <w:i w:val="false"/>
+          <w:iCs w:val="false"/>
+          <w:color w:val="C00000"/>
+          <w:sz w:val="21"/>
+          <w:szCs w:val="21"/>
+        </w:rPr>
+        <w:t xml:space="preserve">讯飞方答复：</w:t>
+      </w:r>
+      <w:r>
+        <w:rPr>
+          <w:rFonts w:ascii="微软雅黑" w:cs="微软雅黑" w:eastAsia="微软雅黑" w:hAnsi="微软雅黑"/>
+          <w:b w:val="false"/>
+          <w:bCs w:val="false"/>
+          <w:i w:val="false"/>
+          <w:iCs w:val="false"/>
+          <w:color w:val="1D1D1A"/>
+          <w:sz w:val="21"/>
+          <w:szCs w:val="21"/>
+        </w:rPr>
+        <w:t xml:space="preserve">交付的系统不应成为数据孤岛，应与 RNP 的其他系统集成，这也是 TR 的要求。</w:t>
       </w:r>
     </w:p>
     <w:p>
@@ -1493,6 +1558,39 @@
     </w:p>
     <w:p>
       <w:pPr>
+        <w:shd w:fill="EEF4FB" w:color="auto" w:val="clear"/>
+        <w:spacing w:after="80" w:line="320"/>
+        <w:ind w:left="240"/>
+      </w:pPr>
+      <w:r>
+        <w:rPr>
+          <w:rFonts w:ascii="微软雅黑" w:cs="微软雅黑" w:eastAsia="微软雅黑" w:hAnsi="微软雅黑"/>
+          <w:b/>
+          <w:bCs/>
+          <w:i w:val="false"/>
+          <w:iCs w:val="false"/>
+          <w:color w:val="0057A8"/>
+          <w:sz w:val="21"/>
+          <w:szCs w:val="21"/>
+        </w:rPr>
+        <w:t xml:space="preserve">RNP 补了一句　</w:t>
+      </w:r>
+      <w:r>
+        <w:rPr>
+          <w:rFonts w:ascii="微软雅黑" w:cs="微软雅黑" w:eastAsia="微软雅黑" w:hAnsi="微软雅黑"/>
+          <w:b w:val="false"/>
+          <w:bCs w:val="false"/>
+          <w:i w:val="false"/>
+          <w:iCs w:val="false"/>
+          <w:color w:val="1D1D1A"/>
+          <w:sz w:val="21"/>
+          <w:szCs w:val="21"/>
+        </w:rPr>
+        <w:t xml:space="preserve">好。这只是先对你们现在在做的东西有个总览。</w:t>
+      </w:r>
+    </w:p>
+    <w:p>
+      <w:pPr>
         <w:pStyle w:val="Heading1"/>
         <w:keepNext/>
         <w:spacing w:after="160" w:before="420"/>
@@ -2354,7 +2452,7 @@
           <w:sz w:val="21"/>
           <w:szCs w:val="21"/>
         </w:rPr>
-        <w:t xml:space="preserve">你们在巴西还跟另一家公司也在做同样的事吧？我们的意思是，这些人之间能不能共享，别一遍遍重复劳动。我们二月跟几家谈过，Maritaca AI 和另一家〔名字没听清〕。</w:t>
+        <w:t xml:space="preserve">〔RNP 现场人员先用葡语低声说了句"把技术转移给他们是有道理的，但我想他们也在和我们……"，随即用英文对讯飞说：〕你们在巴西还跟另一家公司也在做同样的事吧？我们的意思是，这些人之间能不能共享，别一遍遍重复劳动。我们二月跟几家谈过，Maritaca AI 和另一家〔名字没听清〕。</w:t>
       </w:r>
     </w:p>
     <w:p>
@@ -5858,6 +5956,72 @@
     </w:p>
     <w:p>
       <w:pPr>
+        <w:shd w:fill="EEF4FB" w:color="auto" w:val="clear"/>
+        <w:spacing w:after="80" w:line="320"/>
+        <w:ind w:left="240"/>
+      </w:pPr>
+      <w:r>
+        <w:rPr>
+          <w:rFonts w:ascii="微软雅黑" w:cs="微软雅黑" w:eastAsia="微软雅黑" w:hAnsi="微软雅黑"/>
+          <w:b/>
+          <w:bCs/>
+          <w:i w:val="false"/>
+          <w:iCs w:val="false"/>
+          <w:color w:val="0057A8"/>
+          <w:sz w:val="21"/>
+          <w:szCs w:val="21"/>
+        </w:rPr>
+        <w:t xml:space="preserve">RNP 补了一句　</w:t>
+      </w:r>
+      <w:r>
+        <w:rPr>
+          <w:rFonts w:ascii="微软雅黑" w:cs="微软雅黑" w:eastAsia="微软雅黑" w:hAnsi="微软雅黑"/>
+          <w:b w:val="false"/>
+          <w:bCs w:val="false"/>
+          <w:i w:val="false"/>
+          <w:iCs w:val="false"/>
+          <w:color w:val="1D1D1A"/>
+          <w:sz w:val="21"/>
+          <w:szCs w:val="21"/>
+        </w:rPr>
+        <w:t xml:space="preserve">好的，谢谢。</w:t>
+      </w:r>
+    </w:p>
+    <w:p>
+      <w:pPr>
+        <w:shd w:fill="EEF4FB" w:color="auto" w:val="clear"/>
+        <w:spacing w:after="80" w:line="320"/>
+        <w:ind w:left="240"/>
+      </w:pPr>
+      <w:r>
+        <w:rPr>
+          <w:rFonts w:ascii="微软雅黑" w:cs="微软雅黑" w:eastAsia="微软雅黑" w:hAnsi="微软雅黑"/>
+          <w:b/>
+          <w:bCs/>
+          <w:i w:val="false"/>
+          <w:iCs w:val="false"/>
+          <w:color w:val="0057A8"/>
+          <w:sz w:val="21"/>
+          <w:szCs w:val="21"/>
+        </w:rPr>
+        <w:t xml:space="preserve">RNP 补了一句　</w:t>
+      </w:r>
+      <w:r>
+        <w:rPr>
+          <w:rFonts w:ascii="微软雅黑" w:cs="微软雅黑" w:eastAsia="微软雅黑" w:hAnsi="微软雅黑"/>
+          <w:b w:val="false"/>
+          <w:bCs w:val="false"/>
+          <w:i w:val="false"/>
+          <w:iCs w:val="false"/>
+          <w:color w:val="1D1D1A"/>
+          <w:sz w:val="21"/>
+          <w:szCs w:val="21"/>
+        </w:rPr>
+        <w:t xml:space="preserve">〔01:26:19，讯飞讲到"应用移交后由 RNP 运营、升级、维护、迭代"时〕所以这就是你说的运营主权——运维主权。</w:t>
+      </w:r>
+    </w:p>
+    <w:p>
+      <w:pPr>
         <w:keepNext/>
         <w:spacing w:after="80" w:before="240"/>
       </w:pPr>
@@ -7817,7 +7981,7 @@
           <w:sz w:val="21"/>
           <w:szCs w:val="21"/>
         </w:rPr>
-        <w:t xml:space="preserve">是 12 加另一组，不同。这两个可以是一个团队；另一个团队更偏基础设施。</w:t>
+        <w:t xml:space="preserve">是 12 加另一组，不同。</w:t>
       </w:r>
     </w:p>
     <w:p>
@@ -7850,11 +8014,109 @@
           <w:sz w:val="21"/>
           <w:szCs w:val="21"/>
         </w:rPr>
+        <w:t xml:space="preserve">〔工程负责人〕这两个可以是一个团队吧。</w:t>
+      </w:r>
+    </w:p>
+    <w:p>
+      <w:pPr>
+        <w:spacing w:after="80" w:line="320"/>
+        <w:ind w:left="240"/>
+      </w:pPr>
+      <w:r>
+        <w:rPr>
+          <w:rFonts w:ascii="微软雅黑" w:cs="微软雅黑" w:eastAsia="微软雅黑" w:hAnsi="微软雅黑"/>
+          <w:b/>
+          <w:bCs/>
+          <w:i w:val="false"/>
+          <w:iCs w:val="false"/>
+          <w:color w:val="2E7D32"/>
+          <w:sz w:val="21"/>
+          <w:szCs w:val="21"/>
+        </w:rPr>
+        <w:t xml:space="preserve">华为方答复：</w:t>
+      </w:r>
+      <w:r>
+        <w:rPr>
+          <w:rFonts w:ascii="微软雅黑" w:cs="微软雅黑" w:eastAsia="微软雅黑" w:hAnsi="微软雅黑"/>
+          <w:b w:val="false"/>
+          <w:bCs w:val="false"/>
+          <w:i w:val="false"/>
+          <w:iCs w:val="false"/>
+          <w:color w:val="1D1D1A"/>
+          <w:sz w:val="21"/>
+          <w:szCs w:val="21"/>
+        </w:rPr>
+        <w:t xml:space="preserve">这里是另一个团队，因为更偏基础设施。</w:t>
+      </w:r>
+    </w:p>
+    <w:p>
+      <w:pPr>
+        <w:shd w:fill="EEF4FB" w:color="auto" w:val="clear"/>
+        <w:spacing w:after="80" w:line="320"/>
+        <w:ind w:left="240"/>
+      </w:pPr>
+      <w:r>
+        <w:rPr>
+          <w:rFonts w:ascii="微软雅黑" w:cs="微软雅黑" w:eastAsia="微软雅黑" w:hAnsi="微软雅黑"/>
+          <w:b/>
+          <w:bCs/>
+          <w:i w:val="false"/>
+          <w:iCs w:val="false"/>
+          <w:color w:val="0057A8"/>
+          <w:sz w:val="21"/>
+          <w:szCs w:val="21"/>
+        </w:rPr>
+        <w:t xml:space="preserve">RNP 补了一句　</w:t>
+      </w:r>
+      <w:r>
+        <w:rPr>
+          <w:rFonts w:ascii="微软雅黑" w:cs="微软雅黑" w:eastAsia="微软雅黑" w:hAnsi="微软雅黑"/>
+          <w:b w:val="false"/>
+          <w:bCs w:val="false"/>
+          <w:i w:val="false"/>
+          <w:iCs w:val="false"/>
+          <w:color w:val="1D1D1A"/>
+          <w:sz w:val="21"/>
+          <w:szCs w:val="21"/>
+        </w:rPr>
         <w:t xml:space="preserve">〔工程负责人〕这 12 人的培训，必须和那 12 人是同一批吗？——华为：不必，另一组两边都可以参加。</w:t>
       </w:r>
     </w:p>
     <w:p>
       <w:pPr>
+        <w:shd w:fill="EEF4FB" w:color="auto" w:val="clear"/>
+        <w:spacing w:after="80" w:line="320"/>
+        <w:ind w:left="240"/>
+      </w:pPr>
+      <w:r>
+        <w:rPr>
+          <w:rFonts w:ascii="微软雅黑" w:cs="微软雅黑" w:eastAsia="微软雅黑" w:hAnsi="微软雅黑"/>
+          <w:b/>
+          <w:bCs/>
+          <w:i w:val="false"/>
+          <w:iCs w:val="false"/>
+          <w:color w:val="0057A8"/>
+          <w:sz w:val="21"/>
+          <w:szCs w:val="21"/>
+        </w:rPr>
+        <w:t xml:space="preserve">RNP 补了一句　</w:t>
+      </w:r>
+      <w:r>
+        <w:rPr>
+          <w:rFonts w:ascii="微软雅黑" w:cs="微软雅黑" w:eastAsia="微软雅黑" w:hAnsi="微软雅黑"/>
+          <w:b w:val="false"/>
+          <w:bCs w:val="false"/>
+          <w:i w:val="false"/>
+          <w:iCs w:val="false"/>
+          <w:color w:val="1D1D1A"/>
+          <w:sz w:val="21"/>
+          <w:szCs w:val="21"/>
+        </w:rPr>
+        <w:t xml:space="preserve">〔02:00:42，回到线上后〕对了，不是 44 人，也许是 12 加 32。</w:t>
+      </w:r>
+    </w:p>
+    <w:p>
+      <w:pPr>
         <w:spacing w:after="80" w:line="320"/>
         <w:ind w:left="240"/>
       </w:pPr>
@@ -7882,7 +8144,7 @@
           <w:sz w:val="21"/>
           <w:szCs w:val="21"/>
         </w:rPr>
-        <w:t xml:space="preserve">〔后续澄清〕不是 44 人，是 12 加 20。取决于 RNP 工程师的能力：工程师可以既做运维又做模型训练。头 12 名工程师与另外的画像不同，但可以用同一批人，由 RNP 决定；实际上是两支团队，可以同人；现在是时候选定这些画像、需要的话分开。两部分画像相似，只是主攻运维还是主攻 AI 算法。</w:t>
+        <w:t xml:space="preserve">抱歉——是 12 加 20。取决于 RNP 工程师的能力：工程师可以既做运维又做模型训练。头 12 名工程师与另外的画像不同，但可以用同一批人，由 RNP 决定；实际上是两支团队，可以同人；现在是时候选定这些画像、需要的话分开。两部分画像相似，只是主攻运维还是主攻 AI 算法。</w:t>
       </w:r>
     </w:p>
     <w:p>
@@ -8051,7 +8313,40 @@
           <w:sz w:val="21"/>
           <w:szCs w:val="21"/>
         </w:rPr>
-        <w:t xml:space="preserve">不是"应当"，是"可以"；不是必须，也可以在巴西，取决于计划；也可以做线上的知识转移。但去中国是一个选择。</w:t>
+        <w:t xml:space="preserve">不是"应当"，是"可以"；不是必须，也可以在巴西，取决于计划；也可以做线上的知识转移。</w:t>
+      </w:r>
+    </w:p>
+    <w:p>
+      <w:pPr>
+        <w:shd w:fill="EEF4FB" w:color="auto" w:val="clear"/>
+        <w:spacing w:after="80" w:line="320"/>
+        <w:ind w:left="240"/>
+      </w:pPr>
+      <w:r>
+        <w:rPr>
+          <w:rFonts w:ascii="微软雅黑" w:cs="微软雅黑" w:eastAsia="微软雅黑" w:hAnsi="微软雅黑"/>
+          <w:b/>
+          <w:bCs/>
+          <w:i w:val="false"/>
+          <w:iCs w:val="false"/>
+          <w:color w:val="0057A8"/>
+          <w:sz w:val="21"/>
+          <w:szCs w:val="21"/>
+        </w:rPr>
+        <w:t xml:space="preserve">RNP 补了一句　</w:t>
+      </w:r>
+      <w:r>
+        <w:rPr>
+          <w:rFonts w:ascii="微软雅黑" w:cs="微软雅黑" w:eastAsia="微软雅黑" w:hAnsi="微软雅黑"/>
+          <w:b w:val="false"/>
+          <w:bCs w:val="false"/>
+          <w:i w:val="false"/>
+          <w:iCs w:val="false"/>
+          <w:color w:val="1D1D1A"/>
+          <w:sz w:val="21"/>
+          <w:szCs w:val="21"/>
+        </w:rPr>
+        <w:t xml:space="preserve">但也许去中国是一个选择。</w:t>
       </w:r>
     </w:p>
     <w:p>
@@ -8565,7 +8860,7 @@
           <w:sz w:val="21"/>
           <w:szCs w:val="21"/>
         </w:rPr>
-        <w:t xml:space="preserve">第一轮培训到底持续多久？我不知道是不是在别的页里，但我回到我之前的问题：第一页是 AI Developer，第二页是蓝色那块——只有一半，缺了一半。</w:t>
+        <w:t xml:space="preserve">好，这部分清楚了，我们继续，这一页够了。现在是培训时间——第一轮培训到底持续多久？我不知道是不是在别的页里，但我回到我之前的问题：第一页是 AI Developer，第二页是蓝色那块——只有一半，缺了一半。</w:t>
       </w:r>
     </w:p>
     <w:p>
@@ -9989,7 +10284,72 @@
           <w:sz w:val="21"/>
           <w:szCs w:val="21"/>
         </w:rPr>
-        <w:t xml:space="preserve">那样的话讯飞会做一些定制：改进工具，或用小模型来适配和分析 RNP 的数据。讯飞保证：只要 RNP 准备好了数据集，平台就能连接到该数据集。可以做小工具把 RNP 的合格数据导入系统，技术上不复杂；讯飞有研发团队，标准功能不支持则定制。支持导入已切分的数据和已合格的数据；针对 JSON、表格、CSV 均可。讯飞会向该节点请求数据，平台保存数据；数据采集需经 RNP 许可，RNP 告知可用的数据后，讯飞制作定制工具与接口，从指定网站或节点获取、下载数据，完成格式化、清洗、抽取。</w:t>
+        <w:t xml:space="preserve">那样的话讯飞会做一些定制：改进工具，或用小模型来适配和分析 RNP 的数据。讯飞保证：只要 RNP 准备好了数据集，平台就能连接到该数据集。可以做小工具把 RNP 的合格数据导入系统，技术上不复杂；讯飞有研发团队，标准功能不支持则定制。支持导入已切分的数据和已合格的数据。</w:t>
+      </w:r>
+    </w:p>
+    <w:p>
+      <w:pPr>
+        <w:shd w:fill="EEF4FB" w:color="auto" w:val="clear"/>
+        <w:spacing w:after="80" w:line="320"/>
+        <w:ind w:left="240"/>
+      </w:pPr>
+      <w:r>
+        <w:rPr>
+          <w:rFonts w:ascii="微软雅黑" w:cs="微软雅黑" w:eastAsia="微软雅黑" w:hAnsi="微软雅黑"/>
+          <w:b/>
+          <w:bCs/>
+          <w:i w:val="false"/>
+          <w:iCs w:val="false"/>
+          <w:color w:val="0057A8"/>
+          <w:sz w:val="21"/>
+          <w:szCs w:val="21"/>
+        </w:rPr>
+        <w:t xml:space="preserve">RNP 补了一句　</w:t>
+      </w:r>
+      <w:r>
+        <w:rPr>
+          <w:rFonts w:ascii="微软雅黑" w:cs="微软雅黑" w:eastAsia="微软雅黑" w:hAnsi="微软雅黑"/>
+          <w:b w:val="false"/>
+          <w:bCs w:val="false"/>
+          <w:i w:val="false"/>
+          <w:iCs w:val="false"/>
+          <w:color w:val="1D1D1A"/>
+          <w:sz w:val="21"/>
+          <w:szCs w:val="21"/>
+        </w:rPr>
+        <w:t xml:space="preserve">这是针对 JSON 的；还有表格、CSV。</w:t>
+      </w:r>
+    </w:p>
+    <w:p>
+      <w:pPr>
+        <w:spacing w:after="80" w:line="320"/>
+        <w:ind w:left="240"/>
+      </w:pPr>
+      <w:r>
+        <w:rPr>
+          <w:rFonts w:ascii="微软雅黑" w:cs="微软雅黑" w:eastAsia="微软雅黑" w:hAnsi="微软雅黑"/>
+          <w:b/>
+          <w:bCs/>
+          <w:i w:val="false"/>
+          <w:iCs w:val="false"/>
+          <w:color w:val="C00000"/>
+          <w:sz w:val="21"/>
+          <w:szCs w:val="21"/>
+        </w:rPr>
+        <w:t xml:space="preserve">讯飞方答复：</w:t>
+      </w:r>
+      <w:r>
+        <w:rPr>
+          <w:rFonts w:ascii="微软雅黑" w:cs="微软雅黑" w:eastAsia="微软雅黑" w:hAnsi="微软雅黑"/>
+          <w:b w:val="false"/>
+          <w:bCs w:val="false"/>
+          <w:i w:val="false"/>
+          <w:iCs w:val="false"/>
+          <w:color w:val="1D1D1A"/>
+          <w:sz w:val="21"/>
+          <w:szCs w:val="21"/>
+        </w:rPr>
+        <w:t xml:space="preserve">讯飞会向该节点请求数据，平台保存数据；数据采集需经 RNP 许可，RNP 告知可用的数据后，讯飞制作定制工具与接口，从指定网站或节点获取、下载数据，完成格式化、清洗、抽取。</w:t>
       </w:r>
     </w:p>
     <w:p>
@@ -10158,7 +10518,137 @@
           <w:sz w:val="21"/>
           <w:szCs w:val="21"/>
         </w:rPr>
-        <w:t xml:space="preserve">是，从原始数据开始，例如从网页取得内容、抽出 Markdown。每一步对 RNP 开放可见，这也是知识转移的内容——讯飞会说明每一步发生了什么。如需修改，可以一起改，也必须一起改：现有工具主要针对英文和中文，目前不知道如何切分葡语，需要 RNP 帮助共同开发葡语切分工具。讯飞有技术，RNP 有语言专家；工具不是黑盒，是讯飞团队自研。切分完成后 token 化即可训练；平台下层有数据集数据库，可用于不同的训练过程。若 RNP 想自行调整工具，可与讯飞一起讨论。若 RNP 协调好了数据集，讯飞承诺可接入平台；标准功能不支持则定制导入，保证 RNP 提供的所有数据集都可进一步处理。</w:t>
+        <w:t xml:space="preserve">是，从原始数据开始，例如从网页取得内容、抽出 Markdown。每一步对 RNP 开放可见，这也是知识转移的内容——讯飞会说明每一步发生了什么。如需修改，可以一起改，也必须一起改：现有工具主要针对英文和中文，目前不知道如何切分葡语，需要 RNP 帮助共同开发葡语切分工具。</w:t>
+      </w:r>
+    </w:p>
+    <w:p>
+      <w:pPr>
+        <w:shd w:fill="EEF4FB" w:color="auto" w:val="clear"/>
+        <w:spacing w:after="80" w:line="320"/>
+        <w:ind w:left="240"/>
+      </w:pPr>
+      <w:r>
+        <w:rPr>
+          <w:rFonts w:ascii="微软雅黑" w:cs="微软雅黑" w:eastAsia="微软雅黑" w:hAnsi="微软雅黑"/>
+          <w:b/>
+          <w:bCs/>
+          <w:i w:val="false"/>
+          <w:iCs w:val="false"/>
+          <w:color w:val="0057A8"/>
+          <w:sz w:val="21"/>
+          <w:szCs w:val="21"/>
+        </w:rPr>
+        <w:t xml:space="preserve">RNP 补了一句　</w:t>
+      </w:r>
+      <w:r>
+        <w:rPr>
+          <w:rFonts w:ascii="微软雅黑" w:cs="微软雅黑" w:eastAsia="微软雅黑" w:hAnsi="微软雅黑"/>
+          <w:b w:val="false"/>
+          <w:bCs w:val="false"/>
+          <w:i w:val="false"/>
+          <w:iCs w:val="false"/>
+          <w:color w:val="1D1D1A"/>
+          <w:sz w:val="21"/>
+          <w:szCs w:val="21"/>
+        </w:rPr>
+        <w:t xml:space="preserve">好，你们需要做一些定制。</w:t>
+      </w:r>
+    </w:p>
+    <w:p>
+      <w:pPr>
+        <w:spacing w:after="80" w:line="320"/>
+        <w:ind w:left="240"/>
+      </w:pPr>
+      <w:r>
+        <w:rPr>
+          <w:rFonts w:ascii="微软雅黑" w:cs="微软雅黑" w:eastAsia="微软雅黑" w:hAnsi="微软雅黑"/>
+          <w:b/>
+          <w:bCs/>
+          <w:i w:val="false"/>
+          <w:iCs w:val="false"/>
+          <w:color w:val="C00000"/>
+          <w:sz w:val="21"/>
+          <w:szCs w:val="21"/>
+        </w:rPr>
+        <w:t xml:space="preserve">讯飞方答复：</w:t>
+      </w:r>
+      <w:r>
+        <w:rPr>
+          <w:rFonts w:ascii="微软雅黑" w:cs="微软雅黑" w:eastAsia="微软雅黑" w:hAnsi="微软雅黑"/>
+          <w:b w:val="false"/>
+          <w:bCs w:val="false"/>
+          <w:i w:val="false"/>
+          <w:iCs w:val="false"/>
+          <w:color w:val="1D1D1A"/>
+          <w:sz w:val="21"/>
+          <w:szCs w:val="21"/>
+        </w:rPr>
+        <w:t xml:space="preserve">讯飞有技术，RNP 有语言专家；工具不是黑盒，是讯飞团队自研。</w:t>
+      </w:r>
+    </w:p>
+    <w:p>
+      <w:pPr>
+        <w:shd w:fill="EEF4FB" w:color="auto" w:val="clear"/>
+        <w:spacing w:after="80" w:line="320"/>
+        <w:ind w:left="240"/>
+      </w:pPr>
+      <w:r>
+        <w:rPr>
+          <w:rFonts w:ascii="微软雅黑" w:cs="微软雅黑" w:eastAsia="微软雅黑" w:hAnsi="微软雅黑"/>
+          <w:b/>
+          <w:bCs/>
+          <w:i w:val="false"/>
+          <w:iCs w:val="false"/>
+          <w:color w:val="0057A8"/>
+          <w:sz w:val="21"/>
+          <w:szCs w:val="21"/>
+        </w:rPr>
+        <w:t xml:space="preserve">RNP 补了一句　</w:t>
+      </w:r>
+      <w:r>
+        <w:rPr>
+          <w:rFonts w:ascii="微软雅黑" w:cs="微软雅黑" w:eastAsia="微软雅黑" w:hAnsi="微软雅黑"/>
+          <w:b w:val="false"/>
+          <w:bCs w:val="false"/>
+          <w:i w:val="false"/>
+          <w:iCs w:val="false"/>
+          <w:color w:val="1D1D1A"/>
+          <w:sz w:val="21"/>
+          <w:szCs w:val="21"/>
+        </w:rPr>
+        <w:t xml:space="preserve">最后你们把所有东西 token 化，就可以训练了。</w:t>
+      </w:r>
+    </w:p>
+    <w:p>
+      <w:pPr>
+        <w:spacing w:after="80" w:line="320"/>
+        <w:ind w:left="240"/>
+      </w:pPr>
+      <w:r>
+        <w:rPr>
+          <w:rFonts w:ascii="微软雅黑" w:cs="微软雅黑" w:eastAsia="微软雅黑" w:hAnsi="微软雅黑"/>
+          <w:b/>
+          <w:bCs/>
+          <w:i w:val="false"/>
+          <w:iCs w:val="false"/>
+          <w:color w:val="C00000"/>
+          <w:sz w:val="21"/>
+          <w:szCs w:val="21"/>
+        </w:rPr>
+        <w:t xml:space="preserve">讯飞方答复：</w:t>
+      </w:r>
+      <w:r>
+        <w:rPr>
+          <w:rFonts w:ascii="微软雅黑" w:cs="微软雅黑" w:eastAsia="微软雅黑" w:hAnsi="微软雅黑"/>
+          <w:b w:val="false"/>
+          <w:bCs w:val="false"/>
+          <w:i w:val="false"/>
+          <w:iCs w:val="false"/>
+          <w:color w:val="1D1D1A"/>
+          <w:sz w:val="21"/>
+          <w:szCs w:val="21"/>
+        </w:rPr>
+        <w:t xml:space="preserve">是。平台下层有数据集数据库，可用于不同的训练过程。若 RNP 想自行调整工具，可与讯飞一起讨论。若 RNP 协调好了数据集，讯飞承诺可接入平台；标准功能不支持则定制导入，保证 RNP 提供的所有数据集都可进一步处理。</w:t>
       </w:r>
     </w:p>
     <w:p>
@@ -10302,6 +10792,39 @@
           <w:szCs w:val="21"/>
         </w:rPr>
         <w:t xml:space="preserve">经与架构师确认：目前没有。AI 能力中心是开发和部署 AI 应用的平台，默认在平台上执行任务；若要 SDK 支持其他应用开发，目前不支持，建议在平台上完成。原因是平台极其复杂，是集成的工作流；提供 SDK 暴露部分功能会脱离平台控制，无法保证正常使用。</w:t>
+      </w:r>
+    </w:p>
+    <w:p>
+      <w:pPr>
+        <w:shd w:fill="EEF4FB" w:color="auto" w:val="clear"/>
+        <w:spacing w:after="80" w:line="320"/>
+        <w:ind w:left="240"/>
+      </w:pPr>
+      <w:r>
+        <w:rPr>
+          <w:rFonts w:ascii="微软雅黑" w:cs="微软雅黑" w:eastAsia="微软雅黑" w:hAnsi="微软雅黑"/>
+          <w:b/>
+          <w:bCs/>
+          <w:i w:val="false"/>
+          <w:iCs w:val="false"/>
+          <w:color w:val="0057A8"/>
+          <w:sz w:val="21"/>
+          <w:szCs w:val="21"/>
+        </w:rPr>
+        <w:t xml:space="preserve">RNP 补了一句　</w:t>
+      </w:r>
+      <w:r>
+        <w:rPr>
+          <w:rFonts w:ascii="微软雅黑" w:cs="微软雅黑" w:eastAsia="微软雅黑" w:hAnsi="微软雅黑"/>
+          <w:b w:val="false"/>
+          <w:bCs w:val="false"/>
+          <w:i w:val="false"/>
+          <w:iCs w:val="false"/>
+          <w:color w:val="1D1D1A"/>
+          <w:sz w:val="21"/>
+          <w:szCs w:val="21"/>
+        </w:rPr>
+        <w:t xml:space="preserve">好，谢谢。</w:t>
       </w:r>
     </w:p>
     <w:p>
@@ -12514,6 +13037,90 @@
           <w:szCs w:val="21"/>
         </w:rPr>
         <w:t xml:space="preserve">另外有两条是 RNP 单方面告知、讯飞没有正面回应的：培训材料要转进 RNP 自己的学校 ESR（Q42、Q45），以及三个领域和五月的权重要求都是总统府民事办公室（Casa Civil）在拍板、RNP 自己没有决定权（Q16、Q22）。</w:t>
+      </w:r>
+    </w:p>
+    <w:p>
+      <w:pPr>
+        <w:pStyle w:val="Heading1"/>
+        <w:keepNext/>
+        <w:spacing w:after="160" w:before="420"/>
+      </w:pPr>
+      <w:r>
+        <w:rPr>
+          <w:rFonts w:ascii="微软雅黑" w:cs="微软雅黑" w:eastAsia="微软雅黑" w:hAnsi="微软雅黑"/>
+          <w:b/>
+          <w:bCs/>
+          <w:i w:val="false"/>
+          <w:iCs w:val="false"/>
+          <w:color w:val="C00000"/>
+          <w:sz w:val="30"/>
+          <w:szCs w:val="30"/>
+        </w:rPr>
+        <w:t xml:space="preserve">附：被麦克风拾到的 RNP 内部旁白（葡语）</w:t>
+      </w:r>
+    </w:p>
+    <w:p>
+      <w:pPr>
+        <w:spacing w:after="120" w:line="320"/>
+      </w:pPr>
+      <w:r>
+        <w:rPr>
+          <w:rFonts w:ascii="微软雅黑" w:cs="微软雅黑" w:eastAsia="微软雅黑" w:hAnsi="微软雅黑"/>
+          <w:b w:val="false"/>
+          <w:bCs w:val="false"/>
+          <w:i w:val="false"/>
+          <w:iCs w:val="false"/>
+          <w:color w:val="1D1D1A"/>
+          <w:sz w:val="21"/>
+          <w:szCs w:val="21"/>
+        </w:rPr>
+        <w:t xml:space="preserve">下面两段是 RNP 自己人之间用葡语说的，不是对讯飞说的，转写也不完整，为了不漏信息一并收录：</w:t>
+      </w:r>
+    </w:p>
+    <w:p>
+      <w:pPr>
+        <w:pStyle w:val="ListParagraph"/>
+        <w:numPr>
+          <w:ilvl w:val="0"/>
+          <w:numId w:val="2"/>
+        </w:numPr>
+        <w:spacing w:after="60" w:line="320"/>
+      </w:pPr>
+      <w:r>
+        <w:rPr>
+          <w:rFonts w:ascii="微软雅黑" w:cs="微软雅黑" w:eastAsia="微软雅黑" w:hAnsi="微软雅黑"/>
+          <w:b w:val="false"/>
+          <w:bCs w:val="false"/>
+          <w:i w:val="false"/>
+          <w:iCs w:val="false"/>
+          <w:color w:val="1D1D1A"/>
+          <w:sz w:val="21"/>
+          <w:szCs w:val="21"/>
+        </w:rPr>
+        <w:t xml:space="preserve">43:39——"…faz sentido transferir tecnologia pra eles, mas assim, acho que eles estão conversando com a gente…"（把技术转移给他们有道理，但我想他们也在跟我们……）。说完这句，他们马上用英文对讯飞说"你们在巴西还跟另一家公司做同样的事吧"（见 Q9）。</w:t>
+      </w:r>
+    </w:p>
+    <w:p>
+      <w:pPr>
+        <w:pStyle w:val="ListParagraph"/>
+        <w:numPr>
+          <w:ilvl w:val="0"/>
+          <w:numId w:val="2"/>
+        </w:numPr>
+        <w:spacing w:after="60" w:line="320"/>
+      </w:pPr>
+      <w:r>
+        <w:rPr>
+          <w:rFonts w:ascii="微软雅黑" w:cs="微软雅黑" w:eastAsia="微软雅黑" w:hAnsi="微软雅黑"/>
+          <w:b w:val="false"/>
+          <w:bCs w:val="false"/>
+          <w:i w:val="false"/>
+          <w:iCs w:val="false"/>
+          <w:color w:val="1D1D1A"/>
+          <w:sz w:val="21"/>
+          <w:szCs w:val="21"/>
+        </w:rPr>
+        <w:t xml:space="preserve">01:45:30（休息时）——"Isso aqui é qualitativo. Beleza. Agora a gente vai fazer um qualitativo, a gente tem que conectar tudo, porque senão a pessoa vai gerar, não consegue conectar uma parte a outra. … Pô, você não faz o WeChat, mano?"（这是定性的。好，接下来做定性〔评估〕，得把所有东西连起来，不然人家生成了也连不上。……哎，你没微信吗，兄弟？）前半句像是在说他们自己的评估材料；后半句是在帮华为传 PPT 找微信。还有人建议"把会议链接发给他们，当访客进来投屏就行"（01:48:03）。</w:t>
       </w:r>
     </w:p>
     <w:sectPr>
